--- a/작업일지/33주차.docx
+++ b/작업일지/33주차.docx
@@ -157,9 +157,6 @@
           <w:p>
             <w:pPr>
               <w:jc w:val="center"/>
-              <w:rPr>
-                <w:rFonts w:hint="eastAsia"/>
-              </w:rPr>
             </w:pPr>
             <w:r>
               <w:rPr>
@@ -246,6 +243,7 @@
                 <w:bCs/>
               </w:rPr>
             </w:pPr>
+            <w:proofErr w:type="spellStart"/>
             <w:r>
               <w:rPr>
                 <w:rFonts w:hint="eastAsia"/>
@@ -254,6 +252,7 @@
               </w:rPr>
               <w:t>팀명</w:t>
             </w:r>
+            <w:proofErr w:type="spellEnd"/>
           </w:p>
         </w:tc>
         <w:tc>
@@ -323,7 +322,21 @@
               <w:rPr>
                 <w:rFonts w:hint="eastAsia"/>
               </w:rPr>
-              <w:t xml:space="preserve"> 윤이하나(기획, </w:t>
+              <w:t xml:space="preserve"> </w:t>
+            </w:r>
+            <w:proofErr w:type="spellStart"/>
+            <w:r>
+              <w:rPr>
+                <w:rFonts w:hint="eastAsia"/>
+              </w:rPr>
+              <w:t>윤이하나</w:t>
+            </w:r>
+            <w:proofErr w:type="spellEnd"/>
+            <w:r>
+              <w:rPr>
+                <w:rFonts w:hint="eastAsia"/>
+              </w:rPr>
+              <w:t xml:space="preserve">(기획, </w:t>
             </w:r>
             <w:r>
               <w:rPr>
@@ -360,7 +373,21 @@
               <w:rPr>
                 <w:rFonts w:hint="eastAsia"/>
               </w:rPr>
-              <w:t>2022182035 임채은(클라/서버)</w:t>
+              <w:t xml:space="preserve">2022182035 </w:t>
+            </w:r>
+            <w:proofErr w:type="spellStart"/>
+            <w:r>
+              <w:rPr>
+                <w:rFonts w:hint="eastAsia"/>
+              </w:rPr>
+              <w:t>임채은</w:t>
+            </w:r>
+            <w:proofErr w:type="spellEnd"/>
+            <w:r>
+              <w:rPr>
+                <w:rFonts w:hint="eastAsia"/>
+              </w:rPr>
+              <w:t>(클라/서버)</w:t>
             </w:r>
           </w:p>
         </w:tc>
@@ -467,6 +494,7 @@
                 <w:bCs/>
               </w:rPr>
             </w:pPr>
+            <w:proofErr w:type="spellStart"/>
             <w:r>
               <w:rPr>
                 <w:rFonts w:hint="eastAsia"/>
@@ -475,6 +503,7 @@
               </w:rPr>
               <w:t>윤이하나</w:t>
             </w:r>
+            <w:proofErr w:type="spellEnd"/>
           </w:p>
         </w:tc>
         <w:tc>
@@ -510,7 +539,49 @@
           <w:tcPr>
             <w:tcW w:w="9214" w:type="dxa"/>
           </w:tcPr>
-          <w:p/>
+          <w:p>
+            <w:r>
+              <w:rPr>
+                <w:rFonts w:hint="eastAsia"/>
+              </w:rPr>
+              <w:t>-도구(총, 칼, 열쇠) 사용 구현</w:t>
+            </w:r>
+          </w:p>
+          <w:p>
+            <w:r>
+              <w:rPr>
+                <w:rFonts w:hint="eastAsia"/>
+              </w:rPr>
+              <w:t>-거미(몬스터) 구현</w:t>
+            </w:r>
+          </w:p>
+          <w:p>
+            <w:pPr>
+              <w:rPr>
+                <w:rFonts w:hint="eastAsia"/>
+              </w:rPr>
+            </w:pPr>
+            <w:r>
+              <w:rPr>
+                <w:rFonts w:hint="eastAsia"/>
+              </w:rPr>
+              <w:t xml:space="preserve">-기존에 있던 임시 몬스터 </w:t>
+            </w:r>
+            <w:proofErr w:type="spellStart"/>
+            <w:r>
+              <w:rPr>
+                <w:rFonts w:hint="eastAsia"/>
+              </w:rPr>
+              <w:t>길찾기</w:t>
+            </w:r>
+            <w:proofErr w:type="spellEnd"/>
+            <w:r>
+              <w:rPr>
+                <w:rFonts w:hint="eastAsia"/>
+              </w:rPr>
+              <w:t xml:space="preserve"> 기능 추가 후 계속 움직이게 하기</w:t>
+            </w:r>
+          </w:p>
         </w:tc>
       </w:tr>
       <w:tr>
@@ -525,6 +596,7 @@
                 <w:bCs/>
               </w:rPr>
             </w:pPr>
+            <w:proofErr w:type="spellStart"/>
             <w:r>
               <w:rPr>
                 <w:rFonts w:hint="eastAsia"/>
@@ -533,6 +605,7 @@
               </w:rPr>
               <w:t>임채은</w:t>
             </w:r>
+            <w:proofErr w:type="spellEnd"/>
           </w:p>
         </w:tc>
         <w:tc>
@@ -582,6 +655,7 @@
                 <w:bCs/>
               </w:rPr>
             </w:pPr>
+            <w:proofErr w:type="spellStart"/>
             <w:r>
               <w:rPr>
                 <w:rFonts w:hint="eastAsia"/>
@@ -590,6 +664,7 @@
               </w:rPr>
               <w:t>윤이하나</w:t>
             </w:r>
+            <w:proofErr w:type="spellEnd"/>
           </w:p>
         </w:tc>
         <w:tc>
@@ -645,6 +720,7 @@
                 <w:bCs/>
               </w:rPr>
             </w:pPr>
+            <w:proofErr w:type="spellStart"/>
             <w:r>
               <w:rPr>
                 <w:rFonts w:hint="eastAsia"/>
@@ -653,6 +729,7 @@
               </w:rPr>
               <w:t>임채은</w:t>
             </w:r>
+            <w:proofErr w:type="spellEnd"/>
           </w:p>
         </w:tc>
         <w:tc>

--- a/작업일지/33주차.docx
+++ b/작업일지/33주차.docx
@@ -556,6 +556,28 @@
             </w:r>
           </w:p>
           <w:p>
+            <w:r>
+              <w:rPr>
+                <w:rFonts w:hint="eastAsia"/>
+              </w:rPr>
+              <w:t xml:space="preserve">-기존에 있던 임시 몬스터 </w:t>
+            </w:r>
+            <w:proofErr w:type="spellStart"/>
+            <w:r>
+              <w:rPr>
+                <w:rFonts w:hint="eastAsia"/>
+              </w:rPr>
+              <w:t>길찾기</w:t>
+            </w:r>
+            <w:proofErr w:type="spellEnd"/>
+            <w:r>
+              <w:rPr>
+                <w:rFonts w:hint="eastAsia"/>
+              </w:rPr>
+              <w:t xml:space="preserve"> 기능 추가 후 계속 움직이게 하기</w:t>
+            </w:r>
+          </w:p>
+          <w:p>
             <w:pPr>
               <w:rPr>
                 <w:rFonts w:hint="eastAsia"/>
@@ -565,21 +587,7 @@
               <w:rPr>
                 <w:rFonts w:hint="eastAsia"/>
               </w:rPr>
-              <w:t xml:space="preserve">-기존에 있던 임시 몬스터 </w:t>
-            </w:r>
-            <w:proofErr w:type="spellStart"/>
-            <w:r>
-              <w:rPr>
-                <w:rFonts w:hint="eastAsia"/>
-              </w:rPr>
-              <w:t>길찾기</w:t>
-            </w:r>
-            <w:proofErr w:type="spellEnd"/>
-            <w:r>
-              <w:rPr>
-                <w:rFonts w:hint="eastAsia"/>
-              </w:rPr>
-              <w:t xml:space="preserve"> 기능 추가 후 계속 움직이게 하기</w:t>
+              <w:t>-플레이어가 도구를 들지 않았을 경우도 패킷 처리하기</w:t>
             </w:r>
           </w:p>
         </w:tc>

--- a/작업일지/33주차.docx
+++ b/작업일지/33주차.docx
@@ -423,7 +423,23 @@
           <w:b/>
           <w:bCs/>
         </w:rPr>
-        <w:t>()</w:t>
+        <w:t>(</w:t>
+      </w:r>
+      <w:r>
+        <w:rPr>
+          <w:rFonts w:hint="eastAsia"/>
+          <w:b/>
+          <w:bCs/>
+        </w:rPr>
+        <w:t>2026.3.23</w:t>
+      </w:r>
+      <w:r>
+        <w:rPr>
+          <w:rFonts w:hint="eastAsia"/>
+          <w:b/>
+          <w:bCs/>
+        </w:rPr>
+        <w:t>)</w:t>
       </w:r>
     </w:p>
     <w:tbl>
@@ -443,7 +459,19 @@
           <w:tcPr>
             <w:tcW w:w="10485" w:type="dxa"/>
           </w:tcPr>
-          <w:p/>
+          <w:p>
+            <w:pPr>
+              <w:rPr>
+                <w:rFonts w:hint="eastAsia"/>
+              </w:rPr>
+            </w:pPr>
+            <w:r>
+              <w:rPr>
+                <w:rFonts w:hint="eastAsia"/>
+              </w:rPr>
+              <w:t>-일요일에 모여서 다같이 중간 발표 ppt 제작 및 발표 준비하기</w:t>
+            </w:r>
+          </w:p>
         </w:tc>
       </w:tr>
     </w:tbl>
@@ -544,22 +572,6 @@
               <w:rPr>
                 <w:rFonts w:hint="eastAsia"/>
               </w:rPr>
-              <w:t>-도구(총, 칼, 열쇠) 사용 구현</w:t>
-            </w:r>
-          </w:p>
-          <w:p>
-            <w:r>
-              <w:rPr>
-                <w:rFonts w:hint="eastAsia"/>
-              </w:rPr>
-              <w:t>-거미(몬스터) 구현</w:t>
-            </w:r>
-          </w:p>
-          <w:p>
-            <w:r>
-              <w:rPr>
-                <w:rFonts w:hint="eastAsia"/>
-              </w:rPr>
               <w:t xml:space="preserve">-기존에 있던 임시 몬스터 </w:t>
             </w:r>
             <w:proofErr w:type="spellStart"/>
@@ -578,6 +590,14 @@
             </w:r>
           </w:p>
           <w:p>
+            <w:r>
+              <w:rPr>
+                <w:rFonts w:hint="eastAsia"/>
+              </w:rPr>
+              <w:t>-플레이어가 도구를 들지 않았을 경우도 패킷 처리하기</w:t>
+            </w:r>
+          </w:p>
+          <w:p>
             <w:pPr>
               <w:rPr>
                 <w:rFonts w:hint="eastAsia"/>
@@ -587,7 +607,7 @@
               <w:rPr>
                 <w:rFonts w:hint="eastAsia"/>
               </w:rPr>
-              <w:t>-플레이어가 도구를 들지 않았을 경우도 패킷 처리하기</w:t>
+              <w:t>-중간 발표 준비하기</w:t>
             </w:r>
           </w:p>
         </w:tc>
@@ -713,7 +733,13 @@
           <w:tcPr>
             <w:tcW w:w="9214" w:type="dxa"/>
           </w:tcPr>
-          <w:p/>
+          <w:p>
+            <w:pPr>
+              <w:rPr>
+                <w:rFonts w:hint="eastAsia"/>
+              </w:rPr>
+            </w:pPr>
+          </w:p>
         </w:tc>
       </w:tr>
       <w:tr>

--- a/작업일지/33주차.docx
+++ b/작업일지/33주차.docx
@@ -243,7 +243,6 @@
                 <w:bCs/>
               </w:rPr>
             </w:pPr>
-            <w:proofErr w:type="spellStart"/>
             <w:r>
               <w:rPr>
                 <w:rFonts w:hint="eastAsia"/>
@@ -252,7 +251,6 @@
               </w:rPr>
               <w:t>팀명</w:t>
             </w:r>
-            <w:proofErr w:type="spellEnd"/>
           </w:p>
         </w:tc>
         <w:tc>
@@ -322,21 +320,7 @@
               <w:rPr>
                 <w:rFonts w:hint="eastAsia"/>
               </w:rPr>
-              <w:t xml:space="preserve"> </w:t>
-            </w:r>
-            <w:proofErr w:type="spellStart"/>
-            <w:r>
-              <w:rPr>
-                <w:rFonts w:hint="eastAsia"/>
-              </w:rPr>
-              <w:t>윤이하나</w:t>
-            </w:r>
-            <w:proofErr w:type="spellEnd"/>
-            <w:r>
-              <w:rPr>
-                <w:rFonts w:hint="eastAsia"/>
-              </w:rPr>
-              <w:t xml:space="preserve">(기획, </w:t>
+              <w:t xml:space="preserve"> 윤이하나(기획, </w:t>
             </w:r>
             <w:r>
               <w:rPr>
@@ -373,21 +357,7 @@
               <w:rPr>
                 <w:rFonts w:hint="eastAsia"/>
               </w:rPr>
-              <w:t xml:space="preserve">2022182035 </w:t>
-            </w:r>
-            <w:proofErr w:type="spellStart"/>
-            <w:r>
-              <w:rPr>
-                <w:rFonts w:hint="eastAsia"/>
-              </w:rPr>
-              <w:t>임채은</w:t>
-            </w:r>
-            <w:proofErr w:type="spellEnd"/>
-            <w:r>
-              <w:rPr>
-                <w:rFonts w:hint="eastAsia"/>
-              </w:rPr>
-              <w:t>(클라/서버)</w:t>
+              <w:t>2022182035 임채은(클라/서버)</w:t>
             </w:r>
           </w:p>
         </w:tc>
@@ -460,11 +430,6 @@
             <w:tcW w:w="10485" w:type="dxa"/>
           </w:tcPr>
           <w:p>
-            <w:pPr>
-              <w:rPr>
-                <w:rFonts w:hint="eastAsia"/>
-              </w:rPr>
-            </w:pPr>
             <w:r>
               <w:rPr>
                 <w:rFonts w:hint="eastAsia"/>
@@ -522,7 +487,6 @@
                 <w:bCs/>
               </w:rPr>
             </w:pPr>
-            <w:proofErr w:type="spellStart"/>
             <w:r>
               <w:rPr>
                 <w:rFonts w:hint="eastAsia"/>
@@ -531,14 +495,93 @@
               </w:rPr>
               <w:t>윤이하나</w:t>
             </w:r>
-            <w:proofErr w:type="spellEnd"/>
           </w:p>
         </w:tc>
         <w:tc>
           <w:tcPr>
             <w:tcW w:w="9214" w:type="dxa"/>
           </w:tcPr>
-          <w:p/>
+          <w:p>
+            <w:pPr>
+              <w:rPr>
+                <w:rFonts w:hint="eastAsia"/>
+              </w:rPr>
+            </w:pPr>
+            <w:r>
+              <w:rPr>
+                <w:rFonts w:hint="eastAsia"/>
+              </w:rPr>
+              <w:t xml:space="preserve">- 칼, 총, 랜턴, 스캔 </w:t>
+            </w:r>
+            <w:proofErr w:type="gramStart"/>
+            <w:r>
+              <w:rPr>
+                <w:rFonts w:hint="eastAsia"/>
+              </w:rPr>
+              <w:t>기획 /</w:t>
+            </w:r>
+            <w:proofErr w:type="gramEnd"/>
+            <w:r>
+              <w:rPr>
+                <w:rFonts w:hint="eastAsia"/>
+              </w:rPr>
+              <w:t xml:space="preserve"> 인게임 조명 자료 </w:t>
+            </w:r>
+            <w:proofErr w:type="gramStart"/>
+            <w:r>
+              <w:rPr>
+                <w:rFonts w:hint="eastAsia"/>
+              </w:rPr>
+              <w:t>공유 /</w:t>
+            </w:r>
+            <w:proofErr w:type="gramEnd"/>
+            <w:r>
+              <w:rPr>
+                <w:rFonts w:hint="eastAsia"/>
+              </w:rPr>
+              <w:t xml:space="preserve"> 아이템 json </w:t>
+            </w:r>
+            <w:proofErr w:type="gramStart"/>
+            <w:r>
+              <w:rPr>
+                <w:rFonts w:hint="eastAsia"/>
+              </w:rPr>
+              <w:t>작성 /</w:t>
+            </w:r>
+            <w:proofErr w:type="gramEnd"/>
+            <w:r>
+              <w:rPr>
+                <w:rFonts w:hint="eastAsia"/>
+              </w:rPr>
+              <w:t xml:space="preserve"> Spider 기획서 수정</w:t>
+            </w:r>
+          </w:p>
+          <w:p>
+            <w:pPr>
+              <w:rPr>
+                <w:rFonts w:hint="eastAsia"/>
+              </w:rPr>
+            </w:pPr>
+            <w:r>
+              <w:rPr>
+                <w:rFonts w:hint="eastAsia"/>
+              </w:rPr>
+              <w:t>- 총, 랜턴 모델 + 랜턴 애니메이션 추가</w:t>
+            </w:r>
+          </w:p>
+          <w:p>
+            <w:pPr>
+              <w:rPr>
+                <w:rFonts w:hint="eastAsia"/>
+              </w:rPr>
+            </w:pPr>
+            <w:r>
+              <w:rPr>
+                <w:rFonts w:hint="eastAsia"/>
+              </w:rPr>
+              <w:t>- 깃허브 복구, 메테리얼 재추가 및 적용</w:t>
+            </w:r>
+          </w:p>
         </w:tc>
       </w:tr>
       <w:tr>
@@ -572,21 +615,7 @@
               <w:rPr>
                 <w:rFonts w:hint="eastAsia"/>
               </w:rPr>
-              <w:t xml:space="preserve">-기존에 있던 임시 몬스터 </w:t>
-            </w:r>
-            <w:proofErr w:type="spellStart"/>
-            <w:r>
-              <w:rPr>
-                <w:rFonts w:hint="eastAsia"/>
-              </w:rPr>
-              <w:t>길찾기</w:t>
-            </w:r>
-            <w:proofErr w:type="spellEnd"/>
-            <w:r>
-              <w:rPr>
-                <w:rFonts w:hint="eastAsia"/>
-              </w:rPr>
-              <w:t xml:space="preserve"> 기능 추가 후 계속 움직이게 하기</w:t>
+              <w:t>-기존에 있던 임시 몬스터 길찾기 기능 추가 후 계속 움직이게 하기</w:t>
             </w:r>
           </w:p>
           <w:p>
@@ -598,11 +627,6 @@
             </w:r>
           </w:p>
           <w:p>
-            <w:pPr>
-              <w:rPr>
-                <w:rFonts w:hint="eastAsia"/>
-              </w:rPr>
-            </w:pPr>
             <w:r>
               <w:rPr>
                 <w:rFonts w:hint="eastAsia"/>
@@ -624,7 +648,6 @@
                 <w:bCs/>
               </w:rPr>
             </w:pPr>
-            <w:proofErr w:type="spellStart"/>
             <w:r>
               <w:rPr>
                 <w:rFonts w:hint="eastAsia"/>
@@ -633,7 +656,6 @@
               </w:rPr>
               <w:t>임채은</w:t>
             </w:r>
-            <w:proofErr w:type="spellEnd"/>
           </w:p>
         </w:tc>
         <w:tc>
@@ -683,7 +705,6 @@
                 <w:bCs/>
               </w:rPr>
             </w:pPr>
-            <w:proofErr w:type="spellStart"/>
             <w:r>
               <w:rPr>
                 <w:rFonts w:hint="eastAsia"/>
@@ -692,7 +713,6 @@
               </w:rPr>
               <w:t>윤이하나</w:t>
             </w:r>
-            <w:proofErr w:type="spellEnd"/>
           </w:p>
         </w:tc>
         <w:tc>
@@ -700,10 +720,106 @@
             <w:tcW w:w="9214" w:type="dxa"/>
           </w:tcPr>
           <w:p>
+            <w:r>
+              <w:rPr>
+                <w:rFonts w:hint="eastAsia"/>
+              </w:rPr>
+              <w:t>- 스캔에 대한 내용을 추가하였다. 도구 [총, 칼, 랜턴]에 대한 내용을 추가하였다.</w:t>
+            </w:r>
+            <w:r>
+              <w:rPr>
+                <w:rFonts w:hint="eastAsia"/>
+              </w:rPr>
+              <w:t xml:space="preserve"> 맵에 조명을 넣기 위해 리썰 컴퍼니의 인게임 플레이 영상의 스크린샷을 공유하였다. 프로그래머가 작성한 아이템json 틀에 내용을 채웠다.</w:t>
+            </w:r>
+          </w:p>
+          <w:p>
             <w:pPr>
-              <w:pStyle w:val="a6"/>
-              <w:ind w:left="880"/>
+              <w:rPr>
+                <w:rFonts w:hint="eastAsia"/>
+              </w:rPr>
             </w:pPr>
+            <w:r>
+              <w:rPr>
+                <w:rFonts w:hint="eastAsia"/>
+              </w:rPr>
+              <w:t xml:space="preserve">- 서버 프로그래머의 요청에 따라 Spider 기획서에 내용을 보충 및 수정하였다. FSM에 빠진 </w:t>
+            </w:r>
+            <w:r>
+              <w:t>‘</w:t>
+            </w:r>
+            <w:r>
+              <w:rPr>
+                <w:rFonts w:hint="eastAsia"/>
+              </w:rPr>
+              <w:t>Pause</w:t>
+            </w:r>
+            <w:r>
+              <w:t>’</w:t>
+            </w:r>
+            <w:r>
+              <w:rPr>
+                <w:rFonts w:hint="eastAsia"/>
+              </w:rPr>
+              <w:t xml:space="preserve"> 상태와 거미가 만드는 거미줄에 대한 내용을 추가하였다.</w:t>
+            </w:r>
+          </w:p>
+          <w:p>
+            <w:r>
+              <w:rPr>
+                <w:rFonts w:hint="eastAsia"/>
+              </w:rPr>
+              <w:t>- 랜턴 모델은 sketchfab에서 받은 것의 색깔과 사이즈를 수정하여 언리얼에 추가하였다. 랜턴을 드는 애니메이션은 믹사모에서 받았다. 총 모델은 직접 제작하였다.</w:t>
+            </w:r>
+          </w:p>
+          <w:p>
+            <w:pPr>
+              <w:rPr>
+                <w:rFonts w:hint="eastAsia"/>
+              </w:rPr>
+            </w:pPr>
+            <w:r>
+              <w:rPr>
+                <w:rFonts w:hint="eastAsia"/>
+              </w:rPr>
+              <w:t xml:space="preserve">- 이전에 불필요한 메테리얼과 텍스쳐를 push하여 깃허브 레포지터리 용량이 크게 늘어났었는데, </w:t>
+            </w:r>
+            <w:r>
+              <w:t>‘</w:t>
+            </w:r>
+            <w:r>
+              <w:rPr>
+                <w:rFonts w:hint="eastAsia"/>
+              </w:rPr>
+              <w:t>git-filter-repo</w:t>
+            </w:r>
+            <w:r>
+              <w:t>’</w:t>
+            </w:r>
+            <w:r>
+              <w:rPr>
+                <w:rFonts w:hint="eastAsia"/>
+              </w:rPr>
+              <w:t>를 이용하여 내가 올린 메테리얼, 텍스쳐들과 아주 예전에 남아있던 불필요한 컨텐츠 폴더 같은 대용량 파일을 일부 삭제하였다.</w:t>
+            </w:r>
+            <w:r>
+              <w:rPr>
+                <w:rFonts w:hint="eastAsia"/>
+              </w:rPr>
+              <w:t xml:space="preserve"> 삭제하였던 메테리얼 중 필요한 것만 추가한 뒤 다시 큐브에 적용하였다. 나중에 Z-fighting을 해결해야 할 것 같다. 계단하고 난간 같은 장식</w:t>
+            </w:r>
+            <w:r>
+              <w:rPr>
+                <w:rFonts w:hint="eastAsia"/>
+              </w:rPr>
+              <w:t>(?)</w:t>
+            </w:r>
+            <w:r>
+              <w:rPr>
+                <w:rFonts w:hint="eastAsia"/>
+              </w:rPr>
+              <w:t>에도 메테리얼을 적용해야 한다.</w:t>
+            </w:r>
           </w:p>
         </w:tc>
       </w:tr>
@@ -733,13 +849,7 @@
           <w:tcPr>
             <w:tcW w:w="9214" w:type="dxa"/>
           </w:tcPr>
-          <w:p>
-            <w:pPr>
-              <w:rPr>
-                <w:rFonts w:hint="eastAsia"/>
-              </w:rPr>
-            </w:pPr>
-          </w:p>
+          <w:p/>
         </w:tc>
       </w:tr>
       <w:tr>
@@ -754,7 +864,6 @@
                 <w:bCs/>
               </w:rPr>
             </w:pPr>
-            <w:proofErr w:type="spellStart"/>
             <w:r>
               <w:rPr>
                 <w:rFonts w:hint="eastAsia"/>
@@ -763,7 +872,6 @@
               </w:rPr>
               <w:t>임채은</w:t>
             </w:r>
-            <w:proofErr w:type="spellEnd"/>
           </w:p>
         </w:tc>
         <w:tc>

--- a/작업일지/33주차.docx
+++ b/작업일지/33주차.docx
@@ -125,7 +125,16 @@
           <w:p>
             <w:pPr>
               <w:jc w:val="center"/>
+              <w:rPr>
+                <w:rFonts w:hint="eastAsia"/>
+              </w:rPr>
             </w:pPr>
+            <w:r>
+              <w:rPr>
+                <w:rFonts w:hint="eastAsia"/>
+              </w:rPr>
+              <w:t>33</w:t>
+            </w:r>
           </w:p>
         </w:tc>
         <w:tc>
@@ -243,7 +252,6 @@
                 <w:bCs/>
               </w:rPr>
             </w:pPr>
-            <w:proofErr w:type="spellStart"/>
             <w:r>
               <w:rPr>
                 <w:rFonts w:hint="eastAsia"/>
@@ -252,7 +260,6 @@
               </w:rPr>
               <w:t>팀명</w:t>
             </w:r>
-            <w:proofErr w:type="spellEnd"/>
           </w:p>
         </w:tc>
         <w:tc>
@@ -322,21 +329,7 @@
               <w:rPr>
                 <w:rFonts w:hint="eastAsia"/>
               </w:rPr>
-              <w:t xml:space="preserve"> </w:t>
-            </w:r>
-            <w:proofErr w:type="spellStart"/>
-            <w:r>
-              <w:rPr>
-                <w:rFonts w:hint="eastAsia"/>
-              </w:rPr>
-              <w:t>윤이하나</w:t>
-            </w:r>
-            <w:proofErr w:type="spellEnd"/>
-            <w:r>
-              <w:rPr>
-                <w:rFonts w:hint="eastAsia"/>
-              </w:rPr>
-              <w:t xml:space="preserve">(기획, </w:t>
+              <w:t xml:space="preserve"> 윤이하나(기획, </w:t>
             </w:r>
             <w:r>
               <w:rPr>
@@ -373,21 +366,7 @@
               <w:rPr>
                 <w:rFonts w:hint="eastAsia"/>
               </w:rPr>
-              <w:t xml:space="preserve">2022182035 </w:t>
-            </w:r>
-            <w:proofErr w:type="spellStart"/>
-            <w:r>
-              <w:rPr>
-                <w:rFonts w:hint="eastAsia"/>
-              </w:rPr>
-              <w:t>임채은</w:t>
-            </w:r>
-            <w:proofErr w:type="spellEnd"/>
-            <w:r>
-              <w:rPr>
-                <w:rFonts w:hint="eastAsia"/>
-              </w:rPr>
-              <w:t>(클라/서버)</w:t>
+              <w:t>2022182035 임채은(클라/서버)</w:t>
             </w:r>
           </w:p>
         </w:tc>
@@ -460,11 +439,6 @@
             <w:tcW w:w="10485" w:type="dxa"/>
           </w:tcPr>
           <w:p>
-            <w:pPr>
-              <w:rPr>
-                <w:rFonts w:hint="eastAsia"/>
-              </w:rPr>
-            </w:pPr>
             <w:r>
               <w:rPr>
                 <w:rFonts w:hint="eastAsia"/>
@@ -522,7 +496,6 @@
                 <w:bCs/>
               </w:rPr>
             </w:pPr>
-            <w:proofErr w:type="spellStart"/>
             <w:r>
               <w:rPr>
                 <w:rFonts w:hint="eastAsia"/>
@@ -531,7 +504,6 @@
               </w:rPr>
               <w:t>윤이하나</w:t>
             </w:r>
-            <w:proofErr w:type="spellEnd"/>
           </w:p>
         </w:tc>
         <w:tc>
@@ -572,21 +544,7 @@
               <w:rPr>
                 <w:rFonts w:hint="eastAsia"/>
               </w:rPr>
-              <w:t xml:space="preserve">-기존에 있던 임시 몬스터 </w:t>
-            </w:r>
-            <w:proofErr w:type="spellStart"/>
-            <w:r>
-              <w:rPr>
-                <w:rFonts w:hint="eastAsia"/>
-              </w:rPr>
-              <w:t>길찾기</w:t>
-            </w:r>
-            <w:proofErr w:type="spellEnd"/>
-            <w:r>
-              <w:rPr>
-                <w:rFonts w:hint="eastAsia"/>
-              </w:rPr>
-              <w:t xml:space="preserve"> 기능 추가 후 계속 움직이게 하기</w:t>
+              <w:t>-기존에 있던 임시 몬스터 길찾기 기능 추가 후 계속 움직이게 하기</w:t>
             </w:r>
           </w:p>
           <w:p>
@@ -598,11 +556,6 @@
             </w:r>
           </w:p>
           <w:p>
-            <w:pPr>
-              <w:rPr>
-                <w:rFonts w:hint="eastAsia"/>
-              </w:rPr>
-            </w:pPr>
             <w:r>
               <w:rPr>
                 <w:rFonts w:hint="eastAsia"/>
@@ -624,7 +577,6 @@
                 <w:bCs/>
               </w:rPr>
             </w:pPr>
-            <w:proofErr w:type="spellStart"/>
             <w:r>
               <w:rPr>
                 <w:rFonts w:hint="eastAsia"/>
@@ -633,14 +585,49 @@
               </w:rPr>
               <w:t>임채은</w:t>
             </w:r>
-            <w:proofErr w:type="spellEnd"/>
           </w:p>
         </w:tc>
         <w:tc>
           <w:tcPr>
             <w:tcW w:w="9214" w:type="dxa"/>
           </w:tcPr>
-          <w:p/>
+          <w:p>
+            <w:r>
+              <w:rPr>
+                <w:rFonts w:hint="eastAsia"/>
+              </w:rPr>
+              <w:t>- 플레이어, 아이템 등 스폰 위치 보정, 흰 바닥 제거</w:t>
+            </w:r>
+          </w:p>
+          <w:p>
+            <w:r>
+              <w:rPr>
+                <w:rFonts w:hint="eastAsia"/>
+              </w:rPr>
+              <w:t>- Wall과 Door 타입 나눠서 생성</w:t>
+            </w:r>
+          </w:p>
+          <w:p>
+            <w:r>
+              <w:rPr>
+                <w:rFonts w:hint="eastAsia"/>
+              </w:rPr>
+              <w:t>- Tool: OtherPlayer가 들고있는 Tool 변경(S_ChangeTool_Packet) 및 애니메이션(칼 휘두르기, 총 쏘기), ToolBar UI 무게 표시</w:t>
+            </w:r>
+          </w:p>
+          <w:p>
+            <w:pPr>
+              <w:rPr>
+                <w:rFonts w:hint="eastAsia"/>
+              </w:rPr>
+            </w:pPr>
+            <w:r>
+              <w:rPr>
+                <w:rFonts w:hint="eastAsia"/>
+              </w:rPr>
+              <w:t>- Door: 상호작용 가능한 문 생성 및 문 열고 닫기 기능 구현</w:t>
+            </w:r>
+          </w:p>
         </w:tc>
       </w:tr>
     </w:tbl>
@@ -683,7 +670,6 @@
                 <w:bCs/>
               </w:rPr>
             </w:pPr>
-            <w:proofErr w:type="spellStart"/>
             <w:r>
               <w:rPr>
                 <w:rFonts w:hint="eastAsia"/>
@@ -692,7 +678,6 @@
               </w:rPr>
               <w:t>윤이하나</w:t>
             </w:r>
-            <w:proofErr w:type="spellEnd"/>
           </w:p>
         </w:tc>
         <w:tc>
@@ -733,13 +718,7 @@
           <w:tcPr>
             <w:tcW w:w="9214" w:type="dxa"/>
           </w:tcPr>
-          <w:p>
-            <w:pPr>
-              <w:rPr>
-                <w:rFonts w:hint="eastAsia"/>
-              </w:rPr>
-            </w:pPr>
-          </w:p>
+          <w:p/>
         </w:tc>
       </w:tr>
       <w:tr>
@@ -754,7 +733,6 @@
                 <w:bCs/>
               </w:rPr>
             </w:pPr>
-            <w:proofErr w:type="spellStart"/>
             <w:r>
               <w:rPr>
                 <w:rFonts w:hint="eastAsia"/>
@@ -763,14 +741,33 @@
               </w:rPr>
               <w:t>임채은</w:t>
             </w:r>
-            <w:proofErr w:type="spellEnd"/>
           </w:p>
         </w:tc>
         <w:tc>
           <w:tcPr>
             <w:tcW w:w="9214" w:type="dxa"/>
           </w:tcPr>
-          <w:p/>
+          <w:p>
+            <w:r>
+              <w:rPr>
+                <w:rFonts w:hint="eastAsia"/>
+              </w:rPr>
+              <w:t>- 중간 발표를 위해 이번 주 진도가 가장 많이 나간 것 같다. 해야 할 일들을 다 했다.</w:t>
+            </w:r>
+          </w:p>
+          <w:p>
+            <w:pPr>
+              <w:rPr>
+                <w:rFonts w:hint="eastAsia"/>
+              </w:rPr>
+            </w:pPr>
+            <w:r>
+              <w:rPr>
+                <w:rFonts w:hint="eastAsia"/>
+              </w:rPr>
+              <w:t xml:space="preserve">- Wall과 Door를 생성하는 부분에서 자꾸 오류가 나길래 봤더니 서버에서 데이터를 받는 버퍼 크기가 작아서 그런 것이었다. 수영이가 버퍼 크기를 늘렸더니 문제가 해결됐다. </w:t>
+            </w:r>
+          </w:p>
         </w:tc>
       </w:tr>
     </w:tbl>

--- a/작업일지/33주차.docx
+++ b/작업일지/33주차.docx
@@ -125,9 +125,6 @@
           <w:p>
             <w:pPr>
               <w:jc w:val="center"/>
-              <w:rPr>
-                <w:rFonts w:hint="eastAsia"/>
-              </w:rPr>
             </w:pPr>
             <w:r>
               <w:rPr>
@@ -252,6 +249,7 @@
                 <w:bCs/>
               </w:rPr>
             </w:pPr>
+            <w:proofErr w:type="spellStart"/>
             <w:r>
               <w:rPr>
                 <w:rFonts w:hint="eastAsia"/>
@@ -260,6 +258,7 @@
               </w:rPr>
               <w:t>팀명</w:t>
             </w:r>
+            <w:proofErr w:type="spellEnd"/>
           </w:p>
         </w:tc>
         <w:tc>
@@ -329,7 +328,21 @@
               <w:rPr>
                 <w:rFonts w:hint="eastAsia"/>
               </w:rPr>
-              <w:t xml:space="preserve"> 윤이하나(기획, </w:t>
+              <w:t xml:space="preserve"> </w:t>
+            </w:r>
+            <w:proofErr w:type="spellStart"/>
+            <w:r>
+              <w:rPr>
+                <w:rFonts w:hint="eastAsia"/>
+              </w:rPr>
+              <w:t>윤이하나</w:t>
+            </w:r>
+            <w:proofErr w:type="spellEnd"/>
+            <w:r>
+              <w:rPr>
+                <w:rFonts w:hint="eastAsia"/>
+              </w:rPr>
+              <w:t xml:space="preserve">(기획, </w:t>
             </w:r>
             <w:r>
               <w:rPr>
@@ -496,6 +509,7 @@
                 <w:bCs/>
               </w:rPr>
             </w:pPr>
+            <w:proofErr w:type="spellStart"/>
             <w:r>
               <w:rPr>
                 <w:rFonts w:hint="eastAsia"/>
@@ -504,13 +518,92 @@
               </w:rPr>
               <w:t>윤이하나</w:t>
             </w:r>
+            <w:proofErr w:type="spellEnd"/>
           </w:p>
         </w:tc>
         <w:tc>
           <w:tcPr>
             <w:tcW w:w="9214" w:type="dxa"/>
           </w:tcPr>
-          <w:p/>
+          <w:p>
+            <w:r>
+              <w:t xml:space="preserve">- 칼, 총, 랜턴, 스캔 </w:t>
+            </w:r>
+            <w:proofErr w:type="gramStart"/>
+            <w:r>
+              <w:t>기획 /</w:t>
+            </w:r>
+            <w:proofErr w:type="gramEnd"/>
+            <w:r>
+              <w:t xml:space="preserve"> </w:t>
+            </w:r>
+            <w:proofErr w:type="spellStart"/>
+            <w:r>
+              <w:t>인게임</w:t>
+            </w:r>
+            <w:proofErr w:type="spellEnd"/>
+            <w:r>
+              <w:t xml:space="preserve"> 조명 자료 </w:t>
+            </w:r>
+            <w:proofErr w:type="gramStart"/>
+            <w:r>
+              <w:t>공유 /</w:t>
+            </w:r>
+            <w:proofErr w:type="gramEnd"/>
+            <w:r>
+              <w:t xml:space="preserve"> 아이템 </w:t>
+            </w:r>
+            <w:proofErr w:type="spellStart"/>
+            <w:r>
+              <w:t>json</w:t>
+            </w:r>
+            <w:proofErr w:type="spellEnd"/>
+            <w:r>
+              <w:t xml:space="preserve"> </w:t>
+            </w:r>
+            <w:proofErr w:type="gramStart"/>
+            <w:r>
+              <w:t>작성 /</w:t>
+            </w:r>
+            <w:proofErr w:type="gramEnd"/>
+            <w:r>
+              <w:t xml:space="preserve"> Spider 기획서 수정</w:t>
+            </w:r>
+          </w:p>
+          <w:p>
+            <w:r>
+              <w:t>- 총, 랜턴 모델 + 랜턴 애니메이션 추가</w:t>
+            </w:r>
+          </w:p>
+          <w:p>
+            <w:r>
+              <w:t xml:space="preserve">- </w:t>
+            </w:r>
+            <w:proofErr w:type="spellStart"/>
+            <w:r>
+              <w:t>깃허브</w:t>
+            </w:r>
+            <w:proofErr w:type="spellEnd"/>
+            <w:r>
+              <w:t xml:space="preserve"> 복구, </w:t>
+            </w:r>
+            <w:proofErr w:type="spellStart"/>
+            <w:r>
+              <w:t>메테리얼</w:t>
+            </w:r>
+            <w:proofErr w:type="spellEnd"/>
+            <w:r>
+              <w:t xml:space="preserve"> </w:t>
+            </w:r>
+            <w:proofErr w:type="spellStart"/>
+            <w:r>
+              <w:t>재추가</w:t>
+            </w:r>
+            <w:proofErr w:type="spellEnd"/>
+            <w:r>
+              <w:t xml:space="preserve"> 및 적용</w:t>
+            </w:r>
+          </w:p>
         </w:tc>
       </w:tr>
       <w:tr>
@@ -544,7 +637,21 @@
               <w:rPr>
                 <w:rFonts w:hint="eastAsia"/>
               </w:rPr>
-              <w:t>-기존에 있던 임시 몬스터 길찾기 기능 추가 후 계속 움직이게 하기</w:t>
+              <w:t xml:space="preserve">-기존에 있던 임시 몬스터 </w:t>
+            </w:r>
+            <w:proofErr w:type="spellStart"/>
+            <w:r>
+              <w:rPr>
+                <w:rFonts w:hint="eastAsia"/>
+              </w:rPr>
+              <w:t>길찾기</w:t>
+            </w:r>
+            <w:proofErr w:type="spellEnd"/>
+            <w:r>
+              <w:rPr>
+                <w:rFonts w:hint="eastAsia"/>
+              </w:rPr>
+              <w:t xml:space="preserve"> 기능 추가 후 계속 움직이게 하기</w:t>
             </w:r>
           </w:p>
           <w:p>
@@ -596,7 +703,21 @@
               <w:rPr>
                 <w:rFonts w:hint="eastAsia"/>
               </w:rPr>
-              <w:t>- 플레이어, 아이템 등 스폰 위치 보정, 흰 바닥 제거</w:t>
+              <w:t xml:space="preserve">- 플레이어, 아이템 등 </w:t>
+            </w:r>
+            <w:proofErr w:type="spellStart"/>
+            <w:r>
+              <w:rPr>
+                <w:rFonts w:hint="eastAsia"/>
+              </w:rPr>
+              <w:t>스폰</w:t>
+            </w:r>
+            <w:proofErr w:type="spellEnd"/>
+            <w:r>
+              <w:rPr>
+                <w:rFonts w:hint="eastAsia"/>
+              </w:rPr>
+              <w:t xml:space="preserve"> 위치 보정, 흰 바닥 제거</w:t>
             </w:r>
           </w:p>
           <w:p>
@@ -612,15 +733,68 @@
               <w:rPr>
                 <w:rFonts w:hint="eastAsia"/>
               </w:rPr>
-              <w:t>- Tool: OtherPlayer가 들고있는 Tool 변경(S_ChangeTool_Packet) 및 애니메이션(칼 휘두르기, 총 쏘기), ToolBar UI 무게 표시</w:t>
-            </w:r>
-          </w:p>
-          <w:p>
-            <w:pPr>
-              <w:rPr>
-                <w:rFonts w:hint="eastAsia"/>
-              </w:rPr>
-            </w:pPr>
+              <w:t xml:space="preserve">- Tool: </w:t>
+            </w:r>
+            <w:proofErr w:type="spellStart"/>
+            <w:r>
+              <w:rPr>
+                <w:rFonts w:hint="eastAsia"/>
+              </w:rPr>
+              <w:t>OtherPlayer</w:t>
+            </w:r>
+            <w:proofErr w:type="spellEnd"/>
+            <w:r>
+              <w:rPr>
+                <w:rFonts w:hint="eastAsia"/>
+              </w:rPr>
+              <w:t xml:space="preserve">가 </w:t>
+            </w:r>
+            <w:proofErr w:type="spellStart"/>
+            <w:proofErr w:type="gramStart"/>
+            <w:r>
+              <w:rPr>
+                <w:rFonts w:hint="eastAsia"/>
+              </w:rPr>
+              <w:t>들고있는</w:t>
+            </w:r>
+            <w:proofErr w:type="spellEnd"/>
+            <w:proofErr w:type="gramEnd"/>
+            <w:r>
+              <w:rPr>
+                <w:rFonts w:hint="eastAsia"/>
+              </w:rPr>
+              <w:t xml:space="preserve"> Tool 변경(</w:t>
+            </w:r>
+            <w:proofErr w:type="spellStart"/>
+            <w:r>
+              <w:rPr>
+                <w:rFonts w:hint="eastAsia"/>
+              </w:rPr>
+              <w:t>S_ChangeTool_Packet</w:t>
+            </w:r>
+            <w:proofErr w:type="spellEnd"/>
+            <w:r>
+              <w:rPr>
+                <w:rFonts w:hint="eastAsia"/>
+              </w:rPr>
+              <w:t xml:space="preserve">) 및 애니메이션(칼 휘두르기, 총 쏘기), </w:t>
+            </w:r>
+            <w:proofErr w:type="spellStart"/>
+            <w:r>
+              <w:rPr>
+                <w:rFonts w:hint="eastAsia"/>
+              </w:rPr>
+              <w:t>ToolBar</w:t>
+            </w:r>
+            <w:proofErr w:type="spellEnd"/>
+            <w:r>
+              <w:rPr>
+                <w:rFonts w:hint="eastAsia"/>
+              </w:rPr>
+              <w:t xml:space="preserve"> UI 무게 표시</w:t>
+            </w:r>
+          </w:p>
+          <w:p>
             <w:r>
               <w:rPr>
                 <w:rFonts w:hint="eastAsia"/>
@@ -670,6 +844,7 @@
                 <w:bCs/>
               </w:rPr>
             </w:pPr>
+            <w:proofErr w:type="spellStart"/>
             <w:r>
               <w:rPr>
                 <w:rFonts w:hint="eastAsia"/>
@@ -678,6 +853,7 @@
               </w:rPr>
               <w:t>윤이하나</w:t>
             </w:r>
+            <w:proofErr w:type="spellEnd"/>
           </w:p>
         </w:tc>
         <w:tc>
@@ -685,10 +861,149 @@
             <w:tcW w:w="9214" w:type="dxa"/>
           </w:tcPr>
           <w:p>
+            <w:r>
+              <w:t xml:space="preserve">- 스캔에 대한 내용을 추가하였다. 도구 [총, 칼, 랜턴]에 대한 내용을 추가하였다. </w:t>
+            </w:r>
+            <w:proofErr w:type="spellStart"/>
+            <w:r>
+              <w:t>맵에</w:t>
+            </w:r>
+            <w:proofErr w:type="spellEnd"/>
+            <w:r>
+              <w:t xml:space="preserve"> 조명을 넣기 위해 </w:t>
+            </w:r>
+            <w:proofErr w:type="spellStart"/>
+            <w:r>
+              <w:t>리썰</w:t>
+            </w:r>
+            <w:proofErr w:type="spellEnd"/>
+            <w:r>
+              <w:t xml:space="preserve"> 컴퍼니의 </w:t>
+            </w:r>
+            <w:proofErr w:type="spellStart"/>
+            <w:r>
+              <w:t>인게임</w:t>
+            </w:r>
+            <w:proofErr w:type="spellEnd"/>
+            <w:r>
+              <w:t xml:space="preserve"> 플레이 영상의 스크린샷을 공유하였다. 프로그래머가 작성한 아이템</w:t>
+            </w:r>
+            <w:proofErr w:type="spellStart"/>
+            <w:r>
+              <w:t>json</w:t>
+            </w:r>
+            <w:proofErr w:type="spellEnd"/>
+            <w:r>
+              <w:t xml:space="preserve"> 틀에 내용을 채웠다.</w:t>
+            </w:r>
+          </w:p>
+          <w:p>
+            <w:r>
+              <w:t>- 서버 프로그래머의 요청에 따라 Spider 기획서에 내용을 보충 및 수정하였다. FSM에 빠진 ‘Pause’ 상태와 거미가 만드는 거미줄에 대한 내용을 추가하였다.</w:t>
+            </w:r>
+          </w:p>
+          <w:p>
+            <w:r>
+              <w:t xml:space="preserve">- 랜턴 모델은 </w:t>
+            </w:r>
+            <w:proofErr w:type="spellStart"/>
+            <w:r>
+              <w:t>sketchfab</w:t>
+            </w:r>
+            <w:proofErr w:type="spellEnd"/>
+            <w:r>
+              <w:t xml:space="preserve">에서 받은 것의 색깔과 사이즈를 수정하여 </w:t>
+            </w:r>
+            <w:proofErr w:type="spellStart"/>
+            <w:r>
+              <w:t>언리얼에</w:t>
+            </w:r>
+            <w:proofErr w:type="spellEnd"/>
+            <w:r>
+              <w:t xml:space="preserve"> 추가하였다. 랜턴을 드는 애니메이션은 </w:t>
+            </w:r>
+            <w:proofErr w:type="spellStart"/>
+            <w:r>
+              <w:t>믹사모에서</w:t>
+            </w:r>
+            <w:proofErr w:type="spellEnd"/>
+            <w:r>
+              <w:t xml:space="preserve"> 받았다. 총 모델은 직접 제작하였다.</w:t>
+            </w:r>
+          </w:p>
+          <w:p>
             <w:pPr>
-              <w:pStyle w:val="a6"/>
-              <w:ind w:left="880"/>
+              <w:rPr>
+                <w:rFonts w:hint="eastAsia"/>
+              </w:rPr>
             </w:pPr>
+            <w:r>
+              <w:t xml:space="preserve">- 이전에 불필요한 </w:t>
+            </w:r>
+            <w:proofErr w:type="spellStart"/>
+            <w:r>
+              <w:t>메테리얼과</w:t>
+            </w:r>
+            <w:proofErr w:type="spellEnd"/>
+            <w:r>
+              <w:t xml:space="preserve"> </w:t>
+            </w:r>
+            <w:proofErr w:type="spellStart"/>
+            <w:r>
+              <w:t>텍스쳐를</w:t>
+            </w:r>
+            <w:proofErr w:type="spellEnd"/>
+            <w:r>
+              <w:t xml:space="preserve"> push하여 </w:t>
+            </w:r>
+            <w:proofErr w:type="spellStart"/>
+            <w:r>
+              <w:t>깃허브</w:t>
+            </w:r>
+            <w:proofErr w:type="spellEnd"/>
+            <w:r>
+              <w:t xml:space="preserve"> </w:t>
+            </w:r>
+            <w:proofErr w:type="spellStart"/>
+            <w:r>
+              <w:t>레포지터리</w:t>
+            </w:r>
+            <w:proofErr w:type="spellEnd"/>
+            <w:r>
+              <w:t xml:space="preserve"> 용량이 크게 늘어났었는데, ‘git-filter-repo’를 이용하여 내가 올린 </w:t>
+            </w:r>
+            <w:proofErr w:type="spellStart"/>
+            <w:r>
+              <w:t>메테리얼</w:t>
+            </w:r>
+            <w:proofErr w:type="spellEnd"/>
+            <w:r>
+              <w:t xml:space="preserve">, </w:t>
+            </w:r>
+            <w:proofErr w:type="spellStart"/>
+            <w:r>
+              <w:t>텍스쳐들과</w:t>
+            </w:r>
+            <w:proofErr w:type="spellEnd"/>
+            <w:r>
+              <w:t xml:space="preserve"> 아주 예전에 남아있던 불필요한 컨텐츠 폴더 같은 대용량 파일을 일부 삭제하였다. 삭제하였던 </w:t>
+            </w:r>
+            <w:proofErr w:type="spellStart"/>
+            <w:r>
+              <w:t>메테리얼</w:t>
+            </w:r>
+            <w:proofErr w:type="spellEnd"/>
+            <w:r>
+              <w:t xml:space="preserve"> 중 필요한 것만 추가한 뒤 다시 큐브에 적용하였다. 나중에 Z-fighting을 해결해야 할 것 같다. 계단하고 난간 같은 장식(?)에도 </w:t>
+            </w:r>
+            <w:proofErr w:type="spellStart"/>
+            <w:r>
+              <w:t>메테리얼을</w:t>
+            </w:r>
+            <w:proofErr w:type="spellEnd"/>
+            <w:r>
+              <w:t xml:space="preserve"> 적용해야 한다.</w:t>
+            </w:r>
           </w:p>
         </w:tc>
       </w:tr>
@@ -710,6 +1025,7 @@
                 <w:b/>
                 <w:bCs/>
               </w:rPr>
+              <w:lastRenderedPageBreak/>
               <w:t>임수영</w:t>
             </w:r>
           </w:p>
@@ -756,11 +1072,6 @@
             </w:r>
           </w:p>
           <w:p>
-            <w:pPr>
-              <w:rPr>
-                <w:rFonts w:hint="eastAsia"/>
-              </w:rPr>
-            </w:pPr>
             <w:r>
               <w:rPr>
                 <w:rFonts w:hint="eastAsia"/>

--- a/작업일지/33주차.docx
+++ b/작업일지/33주차.docx
@@ -249,7 +249,6 @@
                 <w:bCs/>
               </w:rPr>
             </w:pPr>
-            <w:proofErr w:type="spellStart"/>
             <w:r>
               <w:rPr>
                 <w:rFonts w:hint="eastAsia"/>
@@ -258,7 +257,6 @@
               </w:rPr>
               <w:t>팀명</w:t>
             </w:r>
-            <w:proofErr w:type="spellEnd"/>
           </w:p>
         </w:tc>
         <w:tc>
@@ -328,21 +326,7 @@
               <w:rPr>
                 <w:rFonts w:hint="eastAsia"/>
               </w:rPr>
-              <w:t xml:space="preserve"> </w:t>
-            </w:r>
-            <w:proofErr w:type="spellStart"/>
-            <w:r>
-              <w:rPr>
-                <w:rFonts w:hint="eastAsia"/>
-              </w:rPr>
-              <w:t>윤이하나</w:t>
-            </w:r>
-            <w:proofErr w:type="spellEnd"/>
-            <w:r>
-              <w:rPr>
-                <w:rFonts w:hint="eastAsia"/>
-              </w:rPr>
-              <w:t xml:space="preserve">(기획, </w:t>
+              <w:t xml:space="preserve"> 윤이하나(기획, </w:t>
             </w:r>
             <w:r>
               <w:rPr>
@@ -509,7 +493,6 @@
                 <w:bCs/>
               </w:rPr>
             </w:pPr>
-            <w:proofErr w:type="spellStart"/>
             <w:r>
               <w:rPr>
                 <w:rFonts w:hint="eastAsia"/>
@@ -518,7 +501,6 @@
               </w:rPr>
               <w:t>윤이하나</w:t>
             </w:r>
-            <w:proofErr w:type="spellEnd"/>
           </w:p>
         </w:tc>
         <w:tc>
@@ -527,47 +509,7 @@
           </w:tcPr>
           <w:p>
             <w:r>
-              <w:t xml:space="preserve">- 칼, 총, 랜턴, 스캔 </w:t>
-            </w:r>
-            <w:proofErr w:type="gramStart"/>
-            <w:r>
-              <w:t>기획 /</w:t>
-            </w:r>
-            <w:proofErr w:type="gramEnd"/>
-            <w:r>
-              <w:t xml:space="preserve"> </w:t>
-            </w:r>
-            <w:proofErr w:type="spellStart"/>
-            <w:r>
-              <w:t>인게임</w:t>
-            </w:r>
-            <w:proofErr w:type="spellEnd"/>
-            <w:r>
-              <w:t xml:space="preserve"> 조명 자료 </w:t>
-            </w:r>
-            <w:proofErr w:type="gramStart"/>
-            <w:r>
-              <w:t>공유 /</w:t>
-            </w:r>
-            <w:proofErr w:type="gramEnd"/>
-            <w:r>
-              <w:t xml:space="preserve"> 아이템 </w:t>
-            </w:r>
-            <w:proofErr w:type="spellStart"/>
-            <w:r>
-              <w:t>json</w:t>
-            </w:r>
-            <w:proofErr w:type="spellEnd"/>
-            <w:r>
-              <w:t xml:space="preserve"> </w:t>
-            </w:r>
-            <w:proofErr w:type="gramStart"/>
-            <w:r>
-              <w:t>작성 /</w:t>
-            </w:r>
-            <w:proofErr w:type="gramEnd"/>
-            <w:r>
-              <w:t xml:space="preserve"> Spider 기획서 수정</w:t>
+              <w:t>- 칼, 총, 랜턴, 스캔 기획 / 인게임 조명 자료 공유 / 아이템 json 작성 / Spider 기획서 수정</w:t>
             </w:r>
           </w:p>
           <w:p>
@@ -577,31 +519,7 @@
           </w:p>
           <w:p>
             <w:r>
-              <w:t xml:space="preserve">- </w:t>
-            </w:r>
-            <w:proofErr w:type="spellStart"/>
-            <w:r>
-              <w:t>깃허브</w:t>
-            </w:r>
-            <w:proofErr w:type="spellEnd"/>
-            <w:r>
-              <w:t xml:space="preserve"> 복구, </w:t>
-            </w:r>
-            <w:proofErr w:type="spellStart"/>
-            <w:r>
-              <w:t>메테리얼</w:t>
-            </w:r>
-            <w:proofErr w:type="spellEnd"/>
-            <w:r>
-              <w:t xml:space="preserve"> </w:t>
-            </w:r>
-            <w:proofErr w:type="spellStart"/>
-            <w:r>
-              <w:t>재추가</w:t>
-            </w:r>
-            <w:proofErr w:type="spellEnd"/>
-            <w:r>
-              <w:t xml:space="preserve"> 및 적용</w:t>
+              <w:t>- 깃허브 복구, 메테리얼 재추가 및 적용</w:t>
             </w:r>
           </w:p>
         </w:tc>
@@ -637,21 +555,20 @@
               <w:rPr>
                 <w:rFonts w:hint="eastAsia"/>
               </w:rPr>
-              <w:t xml:space="preserve">-기존에 있던 임시 몬스터 </w:t>
-            </w:r>
-            <w:proofErr w:type="spellStart"/>
-            <w:r>
-              <w:rPr>
-                <w:rFonts w:hint="eastAsia"/>
-              </w:rPr>
-              <w:t>길찾기</w:t>
-            </w:r>
-            <w:proofErr w:type="spellEnd"/>
-            <w:r>
-              <w:rPr>
-                <w:rFonts w:hint="eastAsia"/>
-              </w:rPr>
-              <w:t xml:space="preserve"> 기능 추가 후 계속 움직이게 하기</w:t>
+              <w:t>-기존에 있던 임시 몬스터 길찾기 기능 추가 후 계속 움직이게 하기</w:t>
+            </w:r>
+          </w:p>
+          <w:p>
+            <w:pPr>
+              <w:rPr>
+                <w:rFonts w:hint="eastAsia"/>
+              </w:rPr>
+            </w:pPr>
+            <w:r>
+              <w:rPr>
+                <w:rFonts w:hint="eastAsia"/>
+              </w:rPr>
+              <w:t>-몬스터 FSM 틀잡기</w:t>
             </w:r>
           </w:p>
           <w:p>
@@ -703,21 +620,7 @@
               <w:rPr>
                 <w:rFonts w:hint="eastAsia"/>
               </w:rPr>
-              <w:t xml:space="preserve">- 플레이어, 아이템 등 </w:t>
-            </w:r>
-            <w:proofErr w:type="spellStart"/>
-            <w:r>
-              <w:rPr>
-                <w:rFonts w:hint="eastAsia"/>
-              </w:rPr>
-              <w:t>스폰</w:t>
-            </w:r>
-            <w:proofErr w:type="spellEnd"/>
-            <w:r>
-              <w:rPr>
-                <w:rFonts w:hint="eastAsia"/>
-              </w:rPr>
-              <w:t xml:space="preserve"> 위치 보정, 흰 바닥 제거</w:t>
+              <w:t>- 플레이어, 아이템 등 스폰 위치 보정, 흰 바닥 제거</w:t>
             </w:r>
           </w:p>
           <w:p>
@@ -733,65 +636,7 @@
               <w:rPr>
                 <w:rFonts w:hint="eastAsia"/>
               </w:rPr>
-              <w:t xml:space="preserve">- Tool: </w:t>
-            </w:r>
-            <w:proofErr w:type="spellStart"/>
-            <w:r>
-              <w:rPr>
-                <w:rFonts w:hint="eastAsia"/>
-              </w:rPr>
-              <w:t>OtherPlayer</w:t>
-            </w:r>
-            <w:proofErr w:type="spellEnd"/>
-            <w:r>
-              <w:rPr>
-                <w:rFonts w:hint="eastAsia"/>
-              </w:rPr>
-              <w:t xml:space="preserve">가 </w:t>
-            </w:r>
-            <w:proofErr w:type="spellStart"/>
-            <w:proofErr w:type="gramStart"/>
-            <w:r>
-              <w:rPr>
-                <w:rFonts w:hint="eastAsia"/>
-              </w:rPr>
-              <w:t>들고있는</w:t>
-            </w:r>
-            <w:proofErr w:type="spellEnd"/>
-            <w:proofErr w:type="gramEnd"/>
-            <w:r>
-              <w:rPr>
-                <w:rFonts w:hint="eastAsia"/>
-              </w:rPr>
-              <w:t xml:space="preserve"> Tool 변경(</w:t>
-            </w:r>
-            <w:proofErr w:type="spellStart"/>
-            <w:r>
-              <w:rPr>
-                <w:rFonts w:hint="eastAsia"/>
-              </w:rPr>
-              <w:t>S_ChangeTool_Packet</w:t>
-            </w:r>
-            <w:proofErr w:type="spellEnd"/>
-            <w:r>
-              <w:rPr>
-                <w:rFonts w:hint="eastAsia"/>
-              </w:rPr>
-              <w:t xml:space="preserve">) 및 애니메이션(칼 휘두르기, 총 쏘기), </w:t>
-            </w:r>
-            <w:proofErr w:type="spellStart"/>
-            <w:r>
-              <w:rPr>
-                <w:rFonts w:hint="eastAsia"/>
-              </w:rPr>
-              <w:t>ToolBar</w:t>
-            </w:r>
-            <w:proofErr w:type="spellEnd"/>
-            <w:r>
-              <w:rPr>
-                <w:rFonts w:hint="eastAsia"/>
-              </w:rPr>
-              <w:t xml:space="preserve"> UI 무게 표시</w:t>
+              <w:t>- Tool: OtherPlayer가 들고있는 Tool 변경(S_ChangeTool_Packet) 및 애니메이션(칼 휘두르기, 총 쏘기), ToolBar UI 무게 표시</w:t>
             </w:r>
           </w:p>
           <w:p>
@@ -844,7 +689,6 @@
                 <w:bCs/>
               </w:rPr>
             </w:pPr>
-            <w:proofErr w:type="spellStart"/>
             <w:r>
               <w:rPr>
                 <w:rFonts w:hint="eastAsia"/>
@@ -853,7 +697,6 @@
               </w:rPr>
               <w:t>윤이하나</w:t>
             </w:r>
-            <w:proofErr w:type="spellEnd"/>
           </w:p>
         </w:tc>
         <w:tc>
@@ -862,39 +705,7 @@
           </w:tcPr>
           <w:p>
             <w:r>
-              <w:t xml:space="preserve">- 스캔에 대한 내용을 추가하였다. 도구 [총, 칼, 랜턴]에 대한 내용을 추가하였다. </w:t>
-            </w:r>
-            <w:proofErr w:type="spellStart"/>
-            <w:r>
-              <w:t>맵에</w:t>
-            </w:r>
-            <w:proofErr w:type="spellEnd"/>
-            <w:r>
-              <w:t xml:space="preserve"> 조명을 넣기 위해 </w:t>
-            </w:r>
-            <w:proofErr w:type="spellStart"/>
-            <w:r>
-              <w:t>리썰</w:t>
-            </w:r>
-            <w:proofErr w:type="spellEnd"/>
-            <w:r>
-              <w:t xml:space="preserve"> 컴퍼니의 </w:t>
-            </w:r>
-            <w:proofErr w:type="spellStart"/>
-            <w:r>
-              <w:t>인게임</w:t>
-            </w:r>
-            <w:proofErr w:type="spellEnd"/>
-            <w:r>
-              <w:t xml:space="preserve"> 플레이 영상의 스크린샷을 공유하였다. 프로그래머가 작성한 아이템</w:t>
-            </w:r>
-            <w:proofErr w:type="spellStart"/>
-            <w:r>
-              <w:t>json</w:t>
-            </w:r>
-            <w:proofErr w:type="spellEnd"/>
-            <w:r>
-              <w:t xml:space="preserve"> 틀에 내용을 채웠다.</w:t>
+              <w:t>- 스캔에 대한 내용을 추가하였다. 도구 [총, 칼, 랜턴]에 대한 내용을 추가하였다. 맵에 조명을 넣기 위해 리썰 컴퍼니의 인게임 플레이 영상의 스크린샷을 공유하였다. 프로그래머가 작성한 아이템json 틀에 내용을 채웠다.</w:t>
             </w:r>
           </w:p>
           <w:p>
@@ -904,105 +715,16 @@
           </w:p>
           <w:p>
             <w:r>
-              <w:t xml:space="preserve">- 랜턴 모델은 </w:t>
-            </w:r>
-            <w:proofErr w:type="spellStart"/>
-            <w:r>
-              <w:t>sketchfab</w:t>
-            </w:r>
-            <w:proofErr w:type="spellEnd"/>
-            <w:r>
-              <w:t xml:space="preserve">에서 받은 것의 색깔과 사이즈를 수정하여 </w:t>
-            </w:r>
-            <w:proofErr w:type="spellStart"/>
-            <w:r>
-              <w:t>언리얼에</w:t>
-            </w:r>
-            <w:proofErr w:type="spellEnd"/>
-            <w:r>
-              <w:t xml:space="preserve"> 추가하였다. 랜턴을 드는 애니메이션은 </w:t>
-            </w:r>
-            <w:proofErr w:type="spellStart"/>
-            <w:r>
-              <w:t>믹사모에서</w:t>
-            </w:r>
-            <w:proofErr w:type="spellEnd"/>
-            <w:r>
-              <w:t xml:space="preserve"> 받았다. 총 모델은 직접 제작하였다.</w:t>
-            </w:r>
-          </w:p>
-          <w:p>
-            <w:pPr>
-              <w:rPr>
-                <w:rFonts w:hint="eastAsia"/>
-              </w:rPr>
-            </w:pPr>
-            <w:r>
-              <w:t xml:space="preserve">- 이전에 불필요한 </w:t>
-            </w:r>
-            <w:proofErr w:type="spellStart"/>
-            <w:r>
-              <w:t>메테리얼과</w:t>
-            </w:r>
-            <w:proofErr w:type="spellEnd"/>
-            <w:r>
-              <w:t xml:space="preserve"> </w:t>
-            </w:r>
-            <w:proofErr w:type="spellStart"/>
-            <w:r>
-              <w:t>텍스쳐를</w:t>
-            </w:r>
-            <w:proofErr w:type="spellEnd"/>
-            <w:r>
-              <w:t xml:space="preserve"> push하여 </w:t>
-            </w:r>
-            <w:proofErr w:type="spellStart"/>
-            <w:r>
-              <w:t>깃허브</w:t>
-            </w:r>
-            <w:proofErr w:type="spellEnd"/>
-            <w:r>
-              <w:t xml:space="preserve"> </w:t>
-            </w:r>
-            <w:proofErr w:type="spellStart"/>
-            <w:r>
-              <w:t>레포지터리</w:t>
-            </w:r>
-            <w:proofErr w:type="spellEnd"/>
-            <w:r>
-              <w:t xml:space="preserve"> 용량이 크게 늘어났었는데, ‘git-filter-repo’를 이용하여 내가 올린 </w:t>
-            </w:r>
-            <w:proofErr w:type="spellStart"/>
-            <w:r>
-              <w:t>메테리얼</w:t>
-            </w:r>
-            <w:proofErr w:type="spellEnd"/>
-            <w:r>
-              <w:t xml:space="preserve">, </w:t>
-            </w:r>
-            <w:proofErr w:type="spellStart"/>
-            <w:r>
-              <w:t>텍스쳐들과</w:t>
-            </w:r>
-            <w:proofErr w:type="spellEnd"/>
-            <w:r>
-              <w:t xml:space="preserve"> 아주 예전에 남아있던 불필요한 컨텐츠 폴더 같은 대용량 파일을 일부 삭제하였다. 삭제하였던 </w:t>
-            </w:r>
-            <w:proofErr w:type="spellStart"/>
-            <w:r>
-              <w:t>메테리얼</w:t>
-            </w:r>
-            <w:proofErr w:type="spellEnd"/>
-            <w:r>
-              <w:t xml:space="preserve"> 중 필요한 것만 추가한 뒤 다시 큐브에 적용하였다. 나중에 Z-fighting을 해결해야 할 것 같다. 계단하고 난간 같은 장식(?)에도 </w:t>
-            </w:r>
-            <w:proofErr w:type="spellStart"/>
-            <w:r>
-              <w:t>메테리얼을</w:t>
-            </w:r>
-            <w:proofErr w:type="spellEnd"/>
-            <w:r>
-              <w:t xml:space="preserve"> 적용해야 한다.</w:t>
+              <w:t>- 랜턴 모델은 sketchfab에서 받은 것의 색깔과 사이즈를 수정하여 언리얼에 추가하였다. 랜턴을 드는 애니메이션은 믹사모에서 받았다. 총 모델은 직접 제작하였다.</w:t>
+            </w:r>
+          </w:p>
+          <w:p>
+            <w:r>
+              <w:t xml:space="preserve">- 이전에 불필요한 메테리얼과 텍스쳐를 push하여 깃허브 레포지터리 용량이 크게 늘어났었는데, ‘git-filter-repo’를 이용하여 내가 올린 메테리얼, 텍스쳐들과 아주 예전에 남아있던 불필요한 컨텐츠 폴더 같은 대용량 파일을 일부 삭제하였다. 삭제하였던 메테리얼 중 필요한 것만 추가한 뒤 다시 큐브에 적용하였다. 나중에 Z-fighting을 해결해야 할 것 </w:t>
+            </w:r>
+            <w:r>
+              <w:lastRenderedPageBreak/>
+              <w:t>같다. 계단하고 난간 같은 장식(?)에도 메테리얼을 적용해야 한다.</w:t>
             </w:r>
           </w:p>
         </w:tc>
@@ -1034,7 +756,54 @@
           <w:tcPr>
             <w:tcW w:w="9214" w:type="dxa"/>
           </w:tcPr>
-          <w:p/>
+          <w:p>
+            <w:pPr>
+              <w:rPr>
+                <w:rFonts w:hint="eastAsia"/>
+              </w:rPr>
+            </w:pPr>
+            <w:r>
+              <w:rPr>
+                <w:rFonts w:hint="eastAsia"/>
+              </w:rPr>
+              <w:t>-몬스터 길찾기를 발표전까지 끝내려고 했는데 끝내지 못했다. A*기반으로 길찾기를 구현하고 있는데 목적지 노드까지 탐색이 진행되지 않고 있다. 또, 타일맵이라서 좌표를 인덱스로 변환하고 또 그걸 다시 좌표로 변환하고 왔다갔다 해야하는데 이 과정에서 뭔가 계산이 잘못됐는지 값도 좀 이상하게 나온다. 맵이 한번에 다 이어진게 아니고 옆큐브에 가기 위해서 계속 타일맵을 불러오고, 그 큐브의 방향에 맞게 인덱스를 변환하고 하는데 너무 복잡하다.</w:t>
+            </w:r>
+          </w:p>
+          <w:p>
+            <w:pPr>
+              <w:rPr>
+                <w:rFonts w:hint="eastAsia"/>
+              </w:rPr>
+            </w:pPr>
+            <w:r>
+              <w:rPr>
+                <w:rFonts w:hint="eastAsia"/>
+              </w:rPr>
+              <w:t>-몬스터 FSM을 위한 FSM과 상태 클래스들의 틀만 추가했다.</w:t>
+            </w:r>
+          </w:p>
+          <w:p>
+            <w:pPr>
+              <w:rPr>
+                <w:rFonts w:hint="eastAsia"/>
+              </w:rPr>
+            </w:pPr>
+            <w:r>
+              <w:rPr>
+                <w:rFonts w:hint="eastAsia"/>
+              </w:rPr>
+              <w:t>-플레이어가 도구를 들지 않았을 때도 알려야해서 I</w:t>
+            </w:r>
+            <w:r>
+              <w:t>t</w:t>
+            </w:r>
+            <w:r>
+              <w:rPr>
+                <w:rFonts w:hint="eastAsia"/>
+              </w:rPr>
+              <w:t>emType에 None 타입을 추가했다.</w:t>
+            </w:r>
+          </w:p>
         </w:tc>
       </w:tr>
       <w:tr>
